--- a/Слесарь по контрольно-измерительным приборам и автоматике/профессиональной подготовки 18494 Слесарь КИПиА/104. ПО_П_ФОС_слесарь КИПиА_2-3_разр МДК01.01.docx
+++ b/Слесарь по контрольно-измерительным приборам и автоматике/профессиональной подготовки 18494 Слесарь КИПиА/104. ПО_П_ФОС_слесарь КИПиА_2-3_разр МДК01.01.docx
@@ -775,7 +775,7 @@
           <w:rFonts w:ascii="Times New Roman" w:hAnsi="Times New Roman"/>
           <w:sz w:val="28"/>
         </w:rPr>
-        <w:t>10. Согласно действующим Правилам по охране труда при работе на высоте, применение средств защиты от падения (предохранительный пояс, страховочная привязь) обязательно при работе на высоте:</w:t>
+        <w:t>10. Согласно Правилам по охране труда при работе на высоте, средства индивидуальной защиты от падения с высоты обязательно применяются при выполнении работ на высоте:</w:t>
       </w:r>
     </w:p>
     <w:p>
@@ -787,7 +787,7 @@
           <w:rFonts w:ascii="Times New Roman" w:hAnsi="Times New Roman"/>
           <w:sz w:val="28"/>
         </w:rPr>
-        <w:t>A) Трудовой кодекс РФ;</w:t>
+        <w:t>A) 1,0 м и более;</w:t>
       </w:r>
     </w:p>
     <w:p>
@@ -799,7 +799,7 @@
           <w:rFonts w:ascii="Times New Roman" w:hAnsi="Times New Roman"/>
           <w:sz w:val="28"/>
         </w:rPr>
-        <w:t>B) Проектная документация (рабочие чертежи, монтажные схемы, кабельные журналы);</w:t>
+        <w:t>B) 1,3 м и более;</w:t>
       </w:r>
     </w:p>
     <w:p>
@@ -811,7 +811,7 @@
           <w:rFonts w:ascii="Times New Roman" w:hAnsi="Times New Roman"/>
           <w:sz w:val="28"/>
         </w:rPr>
-        <w:t>C) Федеральный закон № 116-ФЗ;</w:t>
+        <w:t>C) 2,5 м и более;</w:t>
       </w:r>
     </w:p>
     <w:p>
@@ -823,7 +823,7 @@
           <w:rFonts w:ascii="Times New Roman" w:hAnsi="Times New Roman"/>
           <w:sz w:val="28"/>
         </w:rPr>
-        <w:t>D) Журнал технического обслуживания;</w:t>
+        <w:t>D) 1,8 м и более;</w:t>
       </w:r>
     </w:p>
     <w:p>
